--- a/Template files/لائحة دعوى مهر مؤجل.docx
+++ b/Template files/لائحة دعوى مهر مؤجل.docx
@@ -123,6 +123,7 @@
         <w:rPr>
           <w:sz w:val="36"/>
           <w:szCs w:val="36"/>
+          <w:rtl/>
         </w:rPr>
       </w:pPr>
       <w:r>
@@ -135,6 +136,7 @@
       </w:r>
       <w:r>
         <w:rPr>
+          <w:rFonts w:ascii="Traditional Arabic" w:hAnsi="Traditional Arabic"/>
           <w:sz w:val="36"/>
           <w:szCs w:val="36"/>
         </w:rPr>
@@ -142,6 +144,7 @@
       </w:r>
       <w:r>
         <w:rPr>
+          <w:rFonts w:hint="cs"/>
           <w:sz w:val="36"/>
           <w:szCs w:val="36"/>
           <w:rtl/>
@@ -150,31 +153,31 @@
       </w:r>
       <w:r>
         <w:rPr>
+          <w:sz w:val="36"/>
+          <w:szCs w:val="36"/>
+          <w:rtl/>
+        </w:rPr>
+        <w:t xml:space="preserve">من </w:t>
+      </w:r>
+      <w:r>
+        <w:rPr>
+          <w:rFonts w:ascii="Traditional Arabic" w:hAnsi="Traditional Arabic"/>
+          <w:sz w:val="36"/>
+          <w:szCs w:val="36"/>
+        </w:rPr>
+        <w:t>{PLAINTIFF_FROM}</w:t>
+      </w:r>
+      <w:r>
+        <w:rPr>
           <w:rFonts w:hint="cs"/>
           <w:sz w:val="36"/>
           <w:szCs w:val="36"/>
           <w:rtl/>
         </w:rPr>
-        <w:t xml:space="preserve">من </w:t>
-      </w:r>
-      <w:r>
-        <w:rPr>
-          <w:sz w:val="36"/>
-          <w:szCs w:val="36"/>
-        </w:rPr>
-        <w:t>{PLAINTIFF_FROM}</w:t>
-      </w:r>
-      <w:r>
-        <w:rPr>
-          <w:sz w:val="36"/>
-          <w:szCs w:val="36"/>
-          <w:rtl/>
-        </w:rPr>
         <w:t xml:space="preserve"> </w:t>
       </w:r>
       <w:r>
         <w:rPr>
-          <w:rFonts w:hint="cs"/>
           <w:sz w:val="36"/>
           <w:szCs w:val="36"/>
           <w:rtl/>
@@ -183,6 +186,7 @@
       </w:r>
       <w:r>
         <w:rPr>
+          <w:rFonts w:ascii="Traditional Arabic" w:hAnsi="Traditional Arabic"/>
           <w:sz w:val="36"/>
           <w:szCs w:val="36"/>
         </w:rPr>
@@ -226,6 +230,7 @@
       </w:r>
       <w:r>
         <w:rPr>
+          <w:rFonts w:ascii="Traditional Arabic" w:hAnsi="Traditional Arabic"/>
           <w:sz w:val="36"/>
           <w:szCs w:val="36"/>
         </w:rPr>
@@ -233,6 +238,7 @@
       </w:r>
       <w:r>
         <w:rPr>
+          <w:rFonts w:ascii="Traditional Arabic" w:hAnsi="Traditional Arabic"/>
           <w:sz w:val="36"/>
           <w:szCs w:val="36"/>
           <w:rtl/>
@@ -250,6 +256,7 @@
       </w:r>
       <w:r>
         <w:rPr>
+          <w:rFonts w:ascii="Traditional Arabic" w:hAnsi="Traditional Arabic"/>
           <w:sz w:val="36"/>
           <w:szCs w:val="36"/>
         </w:rPr>
@@ -257,6 +264,7 @@
       </w:r>
       <w:r>
         <w:rPr>
+          <w:rFonts w:ascii="Traditional Arabic" w:hAnsi="Traditional Arabic"/>
           <w:sz w:val="36"/>
           <w:szCs w:val="36"/>
           <w:rtl/>
@@ -274,6 +282,7 @@
       </w:r>
       <w:r>
         <w:rPr>
+          <w:rFonts w:ascii="Traditional Arabic" w:hAnsi="Traditional Arabic"/>
           <w:sz w:val="36"/>
           <w:szCs w:val="36"/>
         </w:rPr>
@@ -290,8 +299,6 @@
           <w:lang w:bidi="ar-EG"/>
         </w:rPr>
       </w:pPr>
-      <w:bookmarkStart w:id="0" w:name="_GoBack"/>
-      <w:bookmarkEnd w:id="0"/>
       <w:r>
         <w:rPr>
           <w:sz w:val="36"/>
@@ -606,6 +613,7 @@
     <w:p>
       <w:pPr>
         <w:rPr>
+          <w:rFonts w:ascii="Traditional Arabic" w:hAnsi="Traditional Arabic"/>
           <w:sz w:val="36"/>
           <w:szCs w:val="36"/>
         </w:rPr>
@@ -637,6 +645,7 @@
       </w:r>
       <w:r>
         <w:rPr>
+          <w:rFonts w:ascii="Traditional Arabic" w:hAnsi="Traditional Arabic"/>
           <w:sz w:val="36"/>
           <w:szCs w:val="36"/>
         </w:rPr>
@@ -644,31 +653,17 @@
       </w:r>
       <w:r>
         <w:rPr>
+          <w:rFonts w:ascii="Traditional Arabic" w:hAnsi="Traditional Arabic"/>
           <w:sz w:val="36"/>
           <w:szCs w:val="36"/>
           <w:rtl/>
         </w:rPr>
         <w:tab/>
-      </w:r>
-      <w:r>
-        <w:rPr>
-          <w:rFonts w:hint="cs"/>
-          <w:sz w:val="36"/>
-          <w:szCs w:val="36"/>
-          <w:rtl/>
-        </w:rPr>
-        <w:t xml:space="preserve">        </w:t>
-      </w:r>
-      <w:r>
-        <w:rPr>
-          <w:sz w:val="36"/>
-          <w:szCs w:val="36"/>
-          <w:rtl/>
-        </w:rPr>
-        <w:t>المدعية/</w:t>
-      </w:r>
-      <w:r>
-        <w:rPr>
+        <w:t xml:space="preserve">        المدعية/</w:t>
+      </w:r>
+      <w:r>
+        <w:rPr>
+          <w:rFonts w:ascii="Traditional Arabic" w:hAnsi="Traditional Arabic"/>
           <w:sz w:val="36"/>
           <w:szCs w:val="36"/>
         </w:rPr>
@@ -680,6 +675,7 @@
         <w:pStyle w:val="4"/>
         <w:jc w:val="both"/>
         <w:rPr>
+          <w:rFonts w:ascii="Traditional Arabic" w:hAnsi="Traditional Arabic"/>
           <w:sz w:val="36"/>
           <w:szCs w:val="36"/>
           <w:rtl/>
@@ -687,6 +683,7 @@
       </w:pPr>
       <w:r>
         <w:rPr>
+          <w:rFonts w:ascii="Traditional Arabic" w:hAnsi="Traditional Arabic"/>
           <w:sz w:val="36"/>
           <w:szCs w:val="36"/>
           <w:rtl/>
@@ -695,6 +692,7 @@
       </w:r>
       <w:r>
         <w:rPr>
+          <w:rFonts w:ascii="Traditional Arabic" w:hAnsi="Traditional Arabic"/>
           <w:sz w:val="36"/>
           <w:szCs w:val="36"/>
         </w:rPr>
@@ -702,6 +700,7 @@
       </w:r>
       <w:r>
         <w:rPr>
+          <w:rFonts w:ascii="Traditional Arabic" w:hAnsi="Traditional Arabic"/>
           <w:sz w:val="36"/>
           <w:szCs w:val="36"/>
           <w:rtl/>
@@ -710,6 +709,7 @@
       </w:r>
       <w:r>
         <w:rPr>
+          <w:rFonts w:ascii="Traditional Arabic" w:hAnsi="Traditional Arabic"/>
           <w:sz w:val="36"/>
           <w:szCs w:val="36"/>
           <w:rtl/>
@@ -718,6 +718,7 @@
       </w:r>
       <w:r>
         <w:rPr>
+          <w:rFonts w:ascii="Traditional Arabic" w:hAnsi="Traditional Arabic"/>
           <w:sz w:val="36"/>
           <w:szCs w:val="36"/>
           <w:rtl/>
@@ -726,6 +727,7 @@
       </w:r>
       <w:r>
         <w:rPr>
+          <w:rFonts w:ascii="Traditional Arabic" w:hAnsi="Traditional Arabic"/>
           <w:sz w:val="36"/>
           <w:szCs w:val="36"/>
           <w:rtl/>
@@ -734,6 +736,7 @@
       </w:r>
       <w:r>
         <w:rPr>
+          <w:rFonts w:ascii="Traditional Arabic" w:hAnsi="Traditional Arabic"/>
           <w:sz w:val="36"/>
           <w:szCs w:val="36"/>
           <w:rtl/>
@@ -744,6 +747,7 @@
     <w:p>
       <w:pPr>
         <w:rPr>
+          <w:rFonts w:ascii="Traditional Arabic" w:hAnsi="Traditional Arabic"/>
           <w:sz w:val="36"/>
           <w:szCs w:val="36"/>
           <w:rtl/>
@@ -751,6 +755,7 @@
       </w:pPr>
       <w:r>
         <w:rPr>
+          <w:rFonts w:ascii="Traditional Arabic" w:hAnsi="Traditional Arabic"/>
           <w:sz w:val="36"/>
           <w:szCs w:val="36"/>
           <w:rtl/>
@@ -759,7 +764,7 @@
       </w:r>
       <w:r>
         <w:rPr>
-          <w:rFonts w:hint="cs"/>
+          <w:rFonts w:ascii="Traditional Arabic" w:hAnsi="Traditional Arabic"/>
           <w:sz w:val="36"/>
           <w:szCs w:val="36"/>
           <w:rtl/>
@@ -768,6 +773,7 @@
       </w:r>
       <w:r>
         <w:rPr>
+          <w:rFonts w:ascii="Traditional Arabic" w:hAnsi="Traditional Arabic"/>
           <w:sz w:val="36"/>
           <w:szCs w:val="36"/>
         </w:rPr>
@@ -784,6 +790,7 @@
       </w:pPr>
       <w:r>
         <w:rPr>
+          <w:rFonts w:ascii="Traditional Arabic" w:hAnsi="Traditional Arabic"/>
           <w:sz w:val="36"/>
           <w:szCs w:val="36"/>
           <w:rtl/>
@@ -792,30 +799,34 @@
       </w:r>
       <w:r>
         <w:rPr>
-          <w:sz w:val="36"/>
-          <w:szCs w:val="36"/>
-        </w:rPr>
-        <w:t>{SESSION_DATE}</w:t>
-      </w:r>
-      <w:r>
-        <w:rPr>
-          <w:rFonts w:hint="cs"/>
-          <w:sz w:val="36"/>
-          <w:szCs w:val="36"/>
-          <w:rtl/>
-        </w:rPr>
-        <w:t xml:space="preserve"> </w:t>
-      </w:r>
-      <w:r>
-        <w:rPr>
-          <w:sz w:val="36"/>
-          <w:szCs w:val="36"/>
-          <w:rtl/>
-        </w:rPr>
-        <w:t xml:space="preserve">الساعة </w:t>
-      </w:r>
-      <w:r>
-        <w:rPr>
+          <w:rFonts w:ascii="Traditional Arabic" w:hAnsi="Traditional Arabic"/>
+          <w:sz w:val="36"/>
+          <w:szCs w:val="36"/>
+        </w:rPr>
+        <w:t>{SESSI</w:t>
+      </w:r>
+      <w:bookmarkStart w:id="0" w:name="_GoBack"/>
+      <w:bookmarkEnd w:id="0"/>
+      <w:r>
+        <w:rPr>
+          <w:rFonts w:ascii="Traditional Arabic" w:hAnsi="Traditional Arabic"/>
+          <w:sz w:val="36"/>
+          <w:szCs w:val="36"/>
+        </w:rPr>
+        <w:t>ON_DATE}</w:t>
+      </w:r>
+      <w:r>
+        <w:rPr>
+          <w:rFonts w:ascii="Traditional Arabic" w:hAnsi="Traditional Arabic"/>
+          <w:sz w:val="36"/>
+          <w:szCs w:val="36"/>
+          <w:rtl/>
+        </w:rPr>
+        <w:t xml:space="preserve"> الساعة </w:t>
+      </w:r>
+      <w:r>
+        <w:rPr>
+          <w:rFonts w:ascii="Traditional Arabic" w:hAnsi="Traditional Arabic"/>
           <w:sz w:val="36"/>
           <w:szCs w:val="36"/>
         </w:rPr>
@@ -823,11 +834,20 @@
       </w:r>
       <w:r>
         <w:rPr>
-          <w:sz w:val="36"/>
-          <w:szCs w:val="36"/>
-          <w:rtl/>
-        </w:rPr>
-        <w:t xml:space="preserve"> صباحاً وفهم للمدع</w:t>
+          <w:rFonts w:ascii="Traditional Arabic" w:hAnsi="Traditional Arabic"/>
+          <w:sz w:val="36"/>
+          <w:szCs w:val="36"/>
+          <w:rtl/>
+        </w:rPr>
+        <w:t xml:space="preserve"> صباحاً</w:t>
+      </w:r>
+      <w:r>
+        <w:rPr>
+          <w:sz w:val="36"/>
+          <w:szCs w:val="36"/>
+          <w:rtl/>
+        </w:rPr>
+        <w:t xml:space="preserve"> وفهم للمدع</w:t>
       </w:r>
       <w:r>
         <w:rPr>

--- a/Template files/لائحة دعوى مهر مؤجل.docx
+++ b/Template files/لائحة دعوى مهر مؤجل.docx
@@ -199,8 +199,10 @@
           <w:tab w:val="left" w:pos="8640"/>
         </w:tabs>
         <w:rPr>
-          <w:sz w:val="36"/>
-          <w:szCs w:val="36"/>
+          <w:rFonts w:hint="cs"/>
+          <w:sz w:val="36"/>
+          <w:szCs w:val="36"/>
+          <w:rtl/>
         </w:rPr>
       </w:pPr>
       <w:r>
@@ -365,16 +367,121 @@
           <w:szCs w:val="36"/>
           <w:rtl/>
         </w:rPr>
-        <w:t>لى المدعى عليه ـــــ المذكور وقد طلقني بتاريخ  /      /   لدى محكمة ـــــ الشرعية طلقة واحدة رجعية حال غيابي وقد انقضت عدتي منه بثلاث حيض كوامل وطهرت من الحيضة الثالثة بتاريخ  /   /</w:t>
-      </w:r>
-      <w:r>
-        <w:rPr>
-          <w:sz w:val="36"/>
-          <w:szCs w:val="36"/>
-          <w:rtl/>
-          <w:lang w:bidi="ar-EG"/>
-        </w:rPr>
-        <w:t xml:space="preserve">   (أو بوضع الحمل / أو سقط الحمل بتاريخ    /   /</w:t>
+        <w:t>لى المدعى عليه</w:t>
+      </w:r>
+      <w:r>
+        <w:rPr>
+          <w:rFonts w:hint="cs"/>
+          <w:sz w:val="36"/>
+          <w:szCs w:val="36"/>
+          <w:rtl/>
+        </w:rPr>
+        <w:t xml:space="preserve"> </w:t>
+      </w:r>
+      <w:r>
+        <w:rPr>
+          <w:rFonts w:ascii="Traditional Arabic" w:hAnsi="Traditional Arabic"/>
+          <w:sz w:val="36"/>
+          <w:szCs w:val="36"/>
+        </w:rPr>
+        <w:t>{DEFENDANT_</w:t>
+      </w:r>
+      <w:r>
+        <w:rPr>
+          <w:rFonts w:ascii="Traditional Arabic" w:hAnsi="Traditional Arabic"/>
+          <w:sz w:val="36"/>
+          <w:szCs w:val="36"/>
+        </w:rPr>
+        <w:t>FIRST</w:t>
+      </w:r>
+      <w:r>
+        <w:rPr>
+          <w:rFonts w:ascii="Traditional Arabic" w:hAnsi="Traditional Arabic"/>
+          <w:sz w:val="36"/>
+          <w:szCs w:val="36"/>
+        </w:rPr>
+        <w:t>}</w:t>
+      </w:r>
+      <w:r>
+        <w:rPr>
+          <w:sz w:val="36"/>
+          <w:szCs w:val="36"/>
+          <w:rtl/>
+        </w:rPr>
+        <w:t xml:space="preserve">  المذكور وقد طلقني بتاريخ  </w:t>
+      </w:r>
+      <w:r>
+        <w:rPr>
+          <w:sz w:val="36"/>
+          <w:szCs w:val="36"/>
+        </w:rPr>
+        <w:t>{DIVORCE_DATE}</w:t>
+      </w:r>
+      <w:r>
+        <w:rPr>
+          <w:rFonts w:hint="cs"/>
+          <w:sz w:val="36"/>
+          <w:szCs w:val="36"/>
+          <w:rtl/>
+        </w:rPr>
+        <w:t xml:space="preserve"> </w:t>
+      </w:r>
+      <w:r>
+        <w:rPr>
+          <w:sz w:val="36"/>
+          <w:szCs w:val="36"/>
+          <w:rtl/>
+        </w:rPr>
+        <w:t xml:space="preserve">لدى محكمة </w:t>
+      </w:r>
+      <w:r>
+        <w:rPr>
+          <w:sz w:val="36"/>
+          <w:szCs w:val="36"/>
+        </w:rPr>
+        <w:t>{DIVORCE_COURT}</w:t>
+      </w:r>
+      <w:r>
+        <w:rPr>
+          <w:rFonts w:hint="cs"/>
+          <w:sz w:val="36"/>
+          <w:szCs w:val="36"/>
+          <w:rtl/>
+        </w:rPr>
+        <w:t xml:space="preserve"> </w:t>
+      </w:r>
+      <w:r>
+        <w:rPr>
+          <w:sz w:val="36"/>
+          <w:szCs w:val="36"/>
+          <w:rtl/>
+        </w:rPr>
+        <w:t xml:space="preserve">الشرعية طلقة واحدة رجعية حال غيابي وقد انقضت عدتي منه بثلاث حيض كوامل وطهرت من الحيضة الثالثة بتاريخ  </w:t>
+      </w:r>
+      <w:r>
+        <w:rPr>
+          <w:sz w:val="36"/>
+          <w:szCs w:val="36"/>
+        </w:rPr>
+        <w:t>{IDDAH_DATE}</w:t>
+      </w:r>
+      <w:r>
+        <w:rPr>
+          <w:sz w:val="36"/>
+          <w:szCs w:val="36"/>
+          <w:rtl/>
+          <w:lang w:bidi="ar-EG"/>
+        </w:rPr>
+        <w:t xml:space="preserve"> </w:t>
+      </w:r>
+      <w:r>
+        <w:rPr>
+          <w:sz w:val="36"/>
+          <w:szCs w:val="36"/>
+          <w:rtl/>
+          <w:lang w:bidi="ar-EG"/>
+        </w:rPr>
+        <w:t>(أو بوضع الحمل / أو سقط الحمل بتاريخ    /   /</w:t>
       </w:r>
       <w:r>
         <w:rPr>
@@ -467,7 +574,33 @@
           <w:szCs w:val="36"/>
           <w:rtl/>
         </w:rPr>
-        <w:t>ن لي في ذمته مهري المؤجل وقدره ـــــــ حل واستحق بانقضاء عدتي منه ، و</w:t>
+        <w:t xml:space="preserve">ن لي في ذمته مهري المؤجل وقدره </w:t>
+      </w:r>
+      <w:r>
+        <w:rPr>
+          <w:sz w:val="36"/>
+          <w:szCs w:val="36"/>
+        </w:rPr>
+        <w:t>{DOWRY_VALUE}</w:t>
+      </w:r>
+      <w:r>
+        <w:rPr>
+          <w:rFonts w:hint="cs"/>
+          <w:sz w:val="36"/>
+          <w:szCs w:val="36"/>
+          <w:rtl/>
+        </w:rPr>
+        <w:t xml:space="preserve"> </w:t>
+      </w:r>
+      <w:bookmarkStart w:id="0" w:name="_GoBack"/>
+      <w:bookmarkEnd w:id="0"/>
+      <w:r>
+        <w:rPr>
+          <w:sz w:val="36"/>
+          <w:szCs w:val="36"/>
+          <w:rtl/>
+        </w:rPr>
+        <w:t>حل واستحق بانقضاء عدتي منه ، و</w:t>
       </w:r>
       <w:r>
         <w:rPr>
@@ -783,6 +916,7 @@
     <w:p>
       <w:pPr>
         <w:rPr>
+          <w:rFonts w:hint="cs"/>
           <w:sz w:val="36"/>
           <w:szCs w:val="36"/>
           <w:rtl/>
@@ -803,17 +937,7 @@
           <w:sz w:val="36"/>
           <w:szCs w:val="36"/>
         </w:rPr>
-        <w:t>{SESSI</w:t>
-      </w:r>
-      <w:bookmarkStart w:id="0" w:name="_GoBack"/>
-      <w:bookmarkEnd w:id="0"/>
-      <w:r>
-        <w:rPr>
-          <w:rFonts w:ascii="Traditional Arabic" w:hAnsi="Traditional Arabic"/>
-          <w:sz w:val="36"/>
-          <w:szCs w:val="36"/>
-        </w:rPr>
-        <w:t>ON_DATE}</w:t>
+        <w:t>{SESSION_DATE}</w:t>
       </w:r>
       <w:r>
         <w:rPr>
@@ -1359,7 +1483,6 @@
   <w:style w:type="character" w:default="1" w:styleId="a0">
     <w:name w:val="Default Paragraph Font"/>
     <w:uiPriority w:val="1"/>
-    <w:semiHidden/>
     <w:unhideWhenUsed/>
   </w:style>
   <w:style w:type="table" w:default="1" w:styleId="a1">
